--- a/fra/docx/59.content.docx
+++ b/fra/docx/59.content.docx
@@ -7625,19 +7625,7 @@
         <w:rPr>
           <w:lang w:val="fr_FR" w:bidi="fr_FR"/>
         </w:rPr>
-        <w:t>). • À ce stade primitif du développement de l'Église (environ 40 ans apr. J.‑C. ; voir l'</w:t>
-      </w:r>
-      <w:r>
-        <w:rPr>
-          <w:lang w:val="fr_FR" w:bidi="fr_FR"/>
-        </w:rPr>
-        <w:t>Introduction au Livre de Jacques</w:t>
-      </w:r>
-      <w:r>
-        <w:rPr>
-          <w:lang w:val="fr_FR" w:bidi="fr_FR"/>
-        </w:rPr>
-        <w:t xml:space="preserve">, « Date et Lieu de Rédaction »), le mot église était apparemment un terme non-technique signifiant « congrégation, assemblée » (cf. </w:t>
+        <w:t xml:space="preserve">). • À ce stade primitif du développement de l'Église (environ 40 ans apr. J.‑C. ; voir l'Introduction au Livre de Jacques, « Date et Lieu de Rédaction »), le mot église était apparemment un terme non-technique signifiant « congrégation, assemblée » (cf. </w:t>
       </w:r>
       <w:r>
         <w:rPr>
